--- a/modelo_ateste.docx
+++ b/modelo_ateste.docx
@@ -1167,7 +1167,7 @@
                 <w:vertAlign w:val="baseline"/>
                 <w:rtl w:val="0"/>
               </w:rPr>
-              <w:t xml:space="preserve">Nome:{{empresa}}</w:t>
+              <w:t xml:space="preserve">Nome:{empresa}</w:t>
             </w:r>
             <w:r>
               <w:rPr>
@@ -1198,7 +1198,7 @@
                 <w:szCs w:val="18"/>
                 <w:rtl w:val="0"/>
               </w:rPr>
-              <w:t xml:space="preserve">CNPJ:{{cnpj}}</w:t>
+              <w:t xml:space="preserve">CNPJ:{cnpj}</w:t>
             </w:r>
             <w:r>
               <w:rPr>
@@ -1267,7 +1267,7 @@
                 <w:vertAlign w:val="baseline"/>
                 <w:rtl w:val="0"/>
               </w:rPr>
-              <w:t xml:space="preserve">Local do Estágio:{{localest}}</w:t>
+              <w:t xml:space="preserve">Local do Estágio:{localest}</w:t>
             </w:r>
           </w:p>
         </w:tc>
@@ -1320,7 +1320,7 @@
                 <w:vertAlign w:val="baseline"/>
                 <w:rtl w:val="0"/>
               </w:rPr>
-              <w:t xml:space="preserve">Fone:{{telemp}}</w:t>
+              <w:t xml:space="preserve">Fone:{telemp}</w:t>
             </w:r>
             <w:r>
               <w:rPr>
@@ -1371,37 +1371,8 @@
                 <w:vertAlign w:val="baseline"/>
                 <w:rtl w:val="0"/>
               </w:rPr>
-              <w:t xml:space="preserve">Email:{{emailemp}}</w:t>
-            </w:r>
-            <w:r>
-              <w:rPr>
-                <w:rtl w:val="0"/>
-              </w:rPr>
-            </w:r>
-          </w:p>
-          <w:p>
-            <w:pPr>
-              <w:keepNext w:val="0"/>
-              <w:keepLines w:val="0"/>
-              <w:widowControl w:val="0"/>
-              <w:pBdr>
-                <w:top w:space="0" w:sz="0" w:val="nil"/>
-                <w:left w:space="0" w:sz="0" w:val="nil"/>
-                <w:bottom w:space="0" w:sz="0" w:val="nil"/>
-                <w:right w:space="0" w:sz="0" w:val="nil"/>
-                <w:between w:space="0" w:sz="0" w:val="nil"/>
-              </w:pBdr>
-              <w:shd w:fill="auto" w:val="clear"/>
-              <w:spacing w:after="0" w:before="9" w:line="240" w:lineRule="auto"/>
-              <w:ind w:left="20" w:right="0" w:firstLine="0"/>
-              <w:jc w:val="left"/>
-              <w:rPr>
-                <w:b w:val="1"/>
-                <w:bCs w:val="1"/>
-                <w:sz w:val="18"/>
-                <w:szCs w:val="18"/>
-              </w:rPr>
-            </w:pPr>
+              <w:t xml:space="preserve">Email:{emailemp}}</w:t>
+            </w:r>
             <w:r>
               <w:rPr>
                 <w:rtl w:val="0"/>
@@ -1453,7 +1424,7 @@
                 <w:vertAlign w:val="baseline"/>
                 <w:rtl w:val="0"/>
               </w:rPr>
-              <w:t xml:space="preserve">Endereço:{{endemp}}</w:t>
+              <w:t xml:space="preserve">Endereço:{endemp}</w:t>
             </w:r>
             <w:r>
               <w:rPr>

--- a/modelo_ateste.docx
+++ b/modelo_ateste.docx
@@ -1371,7 +1371,7 @@
                 <w:vertAlign w:val="baseline"/>
                 <w:rtl w:val="0"/>
               </w:rPr>
-              <w:t xml:space="preserve">Email:{emailemp}}</w:t>
+              <w:t xml:space="preserve">Email:{emailemp}</w:t>
             </w:r>
             <w:r>
               <w:rPr>
